--- a/Cahier+de+recette+du+site+724events+à+compléter (2) (Réparé).docx
+++ b/Cahier+de+recette+du+site+724events+à+compléter (2) (Réparé).docx
@@ -1789,16 +1789,7 @@
                 <w:szCs w:val="20"/>
                 <w:lang w:val="fr-FR"/>
               </w:rPr>
-              <w:t>Une</w:t>
-            </w:r>
-            <w:r>
-              <w:rPr>
-                <w:rFonts w:ascii="Montserrat" w:eastAsia="Montserrat" w:hAnsi="Montserrat" w:cs="Montserrat"/>
-                <w:sz w:val="20"/>
-                <w:szCs w:val="20"/>
-                <w:lang w:val="fr-FR"/>
-              </w:rPr>
-              <w:t xml:space="preserve"> carte répertoriant les éléments s'affiche</w:t>
+              <w:t>Une carte répertoriant les éléments s'affiche</w:t>
             </w:r>
           </w:p>
         </w:tc>
@@ -2068,16 +2059,7 @@
                 <w:szCs w:val="20"/>
                 <w:lang w:val="fr-FR"/>
               </w:rPr>
-              <w:t>Et</w:t>
-            </w:r>
-            <w:r>
-              <w:rPr>
-                <w:rFonts w:ascii="Montserrat" w:eastAsia="Montserrat" w:hAnsi="Montserrat" w:cs="Montserrat"/>
-                <w:sz w:val="20"/>
-                <w:szCs w:val="20"/>
-                <w:lang w:val="fr-FR"/>
-              </w:rPr>
-              <w:t xml:space="preserve"> un clic est déclenché lorsque l'on appuie sur le bouton</w:t>
+              <w:t>Et un clic est déclenché lorsque l'on appuie sur le bouton</w:t>
             </w:r>
           </w:p>
         </w:tc>
@@ -2161,16 +2143,7 @@
                 <w:szCs w:val="20"/>
                 <w:lang w:val="fr-FR"/>
               </w:rPr>
-              <w:t>Emplacement</w:t>
-            </w:r>
-            <w:r>
-              <w:rPr>
-                <w:rFonts w:ascii="Montserrat" w:eastAsia="Montserrat" w:hAnsi="Montserrat" w:cs="Montserrat"/>
-                <w:sz w:val="20"/>
-                <w:szCs w:val="20"/>
-                <w:lang w:val="fr-FR"/>
-              </w:rPr>
-              <w:t xml:space="preserve"> du documen</w:t>
+              <w:t>Emplacement du documen</w:t>
             </w:r>
             <w:r>
               <w:rPr>
@@ -2552,16 +2525,7 @@
                 <w:szCs w:val="20"/>
                 <w:lang w:val="fr-FR"/>
               </w:rPr>
-              <w:t>Une</w:t>
-            </w:r>
-            <w:r>
-              <w:rPr>
-                <w:rFonts w:ascii="Montserrat" w:eastAsia="Montserrat" w:hAnsi="Montserrat" w:cs="Montserrat"/>
-                <w:sz w:val="20"/>
-                <w:szCs w:val="20"/>
-                <w:lang w:val="fr-FR"/>
-              </w:rPr>
-              <w:t xml:space="preserve"> image s'affiche avec sa balise « alt »</w:t>
+              <w:t>Une image s'affiche avec sa balise « alt »</w:t>
             </w:r>
           </w:p>
         </w:tc>
@@ -2645,7 +2609,13 @@
               <w:rPr>
                 <w:rFonts w:ascii="Montserrat" w:eastAsia="Montserrat" w:hAnsi="Montserrat" w:cs="Montserrat"/>
               </w:rPr>
-              <w:t xml:space="preserve">s’affiche avec les attributs alternative </w:t>
+              <w:t>s’affichent</w:t>
+            </w:r>
+            <w:r>
+              <w:rPr>
+                <w:rFonts w:ascii="Montserrat" w:eastAsia="Montserrat" w:hAnsi="Montserrat" w:cs="Montserrat"/>
+              </w:rPr>
+              <w:t xml:space="preserve"> avec les attributs alternative </w:t>
             </w:r>
           </w:p>
         </w:tc>
@@ -2826,6 +2796,18 @@
                 <w:rFonts w:ascii="Montserrat" w:eastAsia="Montserrat" w:hAnsi="Montserrat" w:cs="Montserrat"/>
               </w:rPr>
             </w:pPr>
+            <w:r>
+              <w:rPr>
+                <w:rFonts w:ascii="Montserrat" w:eastAsia="Montserrat" w:hAnsi="Montserrat" w:cs="Montserrat"/>
+              </w:rPr>
+              <w:t>Et</w:t>
+            </w:r>
+            <w:r>
+              <w:rPr>
+                <w:rFonts w:ascii="Montserrat" w:eastAsia="Montserrat" w:hAnsi="Montserrat" w:cs="Montserrat"/>
+              </w:rPr>
+              <w:t xml:space="preserve"> nous choisissons une catégorie</w:t>
+            </w:r>
           </w:p>
         </w:tc>
       </w:tr>
@@ -2900,6 +2882,22 @@
                 <w:szCs w:val="20"/>
               </w:rPr>
             </w:pPr>
+            <w:r>
+              <w:rPr>
+                <w:rFonts w:ascii="Montserrat" w:eastAsia="Montserrat" w:hAnsi="Montserrat" w:cs="Montserrat"/>
+                <w:sz w:val="20"/>
+                <w:szCs w:val="20"/>
+              </w:rPr>
+              <w:t>Une</w:t>
+            </w:r>
+            <w:r>
+              <w:rPr>
+                <w:rFonts w:ascii="Montserrat" w:eastAsia="Montserrat" w:hAnsi="Montserrat" w:cs="Montserrat"/>
+                <w:sz w:val="20"/>
+                <w:szCs w:val="20"/>
+              </w:rPr>
+              <w:t xml:space="preserve"> liste filtrée s'affiche</w:t>
+            </w:r>
           </w:p>
         </w:tc>
       </w:tr>
@@ -2974,6 +2972,14 @@
                 <w:szCs w:val="20"/>
               </w:rPr>
             </w:pPr>
+            <w:r>
+              <w:rPr>
+                <w:rFonts w:ascii="Montserrat" w:eastAsia="Montserrat" w:hAnsi="Montserrat" w:cs="Montserrat"/>
+                <w:sz w:val="20"/>
+                <w:szCs w:val="20"/>
+              </w:rPr>
+              <w:t>Au clic d’un filtre une liste s’affiche</w:t>
+            </w:r>
           </w:p>
         </w:tc>
       </w:tr>
@@ -3163,6 +3169,18 @@
                 <w:rFonts w:ascii="Montserrat" w:eastAsia="Montserrat" w:hAnsi="Montserrat" w:cs="Montserrat"/>
               </w:rPr>
             </w:pPr>
+            <w:r>
+              <w:rPr>
+                <w:rFonts w:ascii="Montserrat" w:eastAsia="Montserrat" w:hAnsi="Montserrat" w:cs="Montserrat"/>
+              </w:rPr>
+              <w:t>Et</w:t>
+            </w:r>
+            <w:r>
+              <w:rPr>
+                <w:rFonts w:ascii="Montserrat" w:eastAsia="Montserrat" w:hAnsi="Montserrat" w:cs="Montserrat"/>
+              </w:rPr>
+              <w:t xml:space="preserve"> on clique sur un événement</w:t>
+            </w:r>
           </w:p>
         </w:tc>
       </w:tr>
@@ -3237,6 +3255,22 @@
                 <w:szCs w:val="20"/>
               </w:rPr>
             </w:pPr>
+            <w:r>
+              <w:rPr>
+                <w:rFonts w:ascii="Montserrat" w:eastAsia="Montserrat" w:hAnsi="Montserrat" w:cs="Montserrat"/>
+                <w:sz w:val="20"/>
+                <w:szCs w:val="20"/>
+              </w:rPr>
+              <w:t>Les</w:t>
+            </w:r>
+            <w:r>
+              <w:rPr>
+                <w:rFonts w:ascii="Montserrat" w:eastAsia="Montserrat" w:hAnsi="Montserrat" w:cs="Montserrat"/>
+                <w:sz w:val="20"/>
+                <w:szCs w:val="20"/>
+              </w:rPr>
+              <w:t xml:space="preserve"> détails de l'événement s'affichent</w:t>
+            </w:r>
           </w:p>
         </w:tc>
       </w:tr>
@@ -3311,6 +3345,14 @@
                 <w:szCs w:val="20"/>
               </w:rPr>
             </w:pPr>
+            <w:r>
+              <w:rPr>
+                <w:rFonts w:ascii="Montserrat" w:eastAsia="Montserrat" w:hAnsi="Montserrat" w:cs="Montserrat"/>
+                <w:sz w:val="20"/>
+                <w:szCs w:val="20"/>
+              </w:rPr>
+              <w:t>Un détail s’affiche au clic de la carte</w:t>
+            </w:r>
           </w:p>
         </w:tc>
       </w:tr>
@@ -3492,6 +3534,22 @@
                 <w:szCs w:val="20"/>
               </w:rPr>
             </w:pPr>
+            <w:r>
+              <w:rPr>
+                <w:rFonts w:ascii="Montserrat" w:eastAsia="Montserrat" w:hAnsi="Montserrat" w:cs="Montserrat"/>
+                <w:sz w:val="20"/>
+                <w:szCs w:val="20"/>
+              </w:rPr>
+              <w:t>Et</w:t>
+            </w:r>
+            <w:r>
+              <w:rPr>
+                <w:rFonts w:ascii="Montserrat" w:eastAsia="Montserrat" w:hAnsi="Montserrat" w:cs="Montserrat"/>
+                <w:sz w:val="20"/>
+                <w:szCs w:val="20"/>
+              </w:rPr>
+              <w:t xml:space="preserve"> un clic est déclenché sur la fenêtre contextuelle du bouton de fermeture</w:t>
+            </w:r>
           </w:p>
         </w:tc>
       </w:tr>
@@ -3566,6 +3624,14 @@
                 <w:szCs w:val="20"/>
               </w:rPr>
             </w:pPr>
+            <w:r>
+              <w:rPr>
+                <w:rFonts w:ascii="Montserrat" w:eastAsia="Montserrat" w:hAnsi="Montserrat" w:cs="Montserrat"/>
+                <w:sz w:val="20"/>
+                <w:szCs w:val="20"/>
+              </w:rPr>
+              <w:t>Le contenu de la fenêtre modale est masqué</w:t>
+            </w:r>
           </w:p>
         </w:tc>
       </w:tr>
@@ -3640,6 +3706,14 @@
                 <w:szCs w:val="20"/>
               </w:rPr>
             </w:pPr>
+            <w:r>
+              <w:rPr>
+                <w:rFonts w:ascii="Montserrat" w:eastAsia="Montserrat" w:hAnsi="Montserrat" w:cs="Montserrat"/>
+                <w:sz w:val="20"/>
+                <w:szCs w:val="20"/>
+              </w:rPr>
+              <w:t>Au clic de la croix la modale se ferme</w:t>
+            </w:r>
           </w:p>
         </w:tc>
       </w:tr>
@@ -4620,6 +4694,7 @@
   <w:style w:type="character" w:default="1" w:styleId="Policepardfaut">
     <w:name w:val="Default Paragraph Font"/>
     <w:uiPriority w:val="1"/>
+    <w:semiHidden/>
     <w:unhideWhenUsed/>
   </w:style>
   <w:style w:type="table" w:default="1" w:styleId="TableauNormal">

--- a/Cahier+de+recette+du+site+724events+à+compléter (2) (Réparé).docx
+++ b/Cahier+de+recette+du+site+724events+à+compléter (2) (Réparé).docx
@@ -625,7 +625,7 @@
                 <w:rFonts w:ascii="Montserrat" w:eastAsia="Montserrat" w:hAnsi="Montserrat" w:cs="Montserrat"/>
                 <w:lang w:val="fr-FR"/>
               </w:rPr>
-              <w:t>Quand des événements sont créés</w:t>
+              <w:t>Lors de la création du menu</w:t>
             </w:r>
           </w:p>
         </w:tc>
@@ -704,7 +704,7 @@
               <w:rPr>
                 <w:rFonts w:ascii="Montserrat" w:eastAsia="Montserrat" w:hAnsi="Montserrat" w:cs="Montserrat"/>
               </w:rPr>
-              <w:t>Une liste de cartes d'événements est affichée</w:t>
+              <w:t>Une liste des liens obligatoires et le logo s'affichent</w:t>
             </w:r>
           </w:p>
         </w:tc>
@@ -778,6 +778,12 @@
                 <w:rFonts w:ascii="Montserrat" w:eastAsia="Montserrat" w:hAnsi="Montserrat" w:cs="Montserrat"/>
               </w:rPr>
             </w:pPr>
+            <w:r>
+              <w:rPr>
+                <w:rFonts w:ascii="Montserrat" w:eastAsia="Montserrat" w:hAnsi="Montserrat" w:cs="Montserrat"/>
+              </w:rPr>
+              <w:t>Nous sommes dirigés à la section cliqué</w:t>
+            </w:r>
           </w:p>
         </w:tc>
       </w:tr>
@@ -2052,15 +2058,6 @@
                 <w:lang w:val="fr-FR"/>
               </w:rPr>
             </w:pPr>
-            <w:r>
-              <w:rPr>
-                <w:rFonts w:ascii="Montserrat" w:eastAsia="Montserrat" w:hAnsi="Montserrat" w:cs="Montserrat"/>
-                <w:sz w:val="20"/>
-                <w:szCs w:val="20"/>
-                <w:lang w:val="fr-FR"/>
-              </w:rPr>
-              <w:t>Et un clic est déclenché lorsque l'on appuie sur le bouton</w:t>
-            </w:r>
           </w:p>
         </w:tc>
       </w:tr>
@@ -2136,44 +2133,6 @@
                 <w:lang w:val="fr-FR"/>
               </w:rPr>
             </w:pPr>
-            <w:r>
-              <w:rPr>
-                <w:rFonts w:ascii="Montserrat" w:eastAsia="Montserrat" w:hAnsi="Montserrat" w:cs="Montserrat"/>
-                <w:sz w:val="20"/>
-                <w:szCs w:val="20"/>
-                <w:lang w:val="fr-FR"/>
-              </w:rPr>
-              <w:t>Emplacement du documen</w:t>
-            </w:r>
-            <w:r>
-              <w:rPr>
-                <w:rFonts w:ascii="Montserrat" w:eastAsia="Montserrat" w:hAnsi="Montserrat" w:cs="Montserrat"/>
-                <w:sz w:val="20"/>
-                <w:szCs w:val="20"/>
-                <w:lang w:val="fr-FR"/>
-              </w:rPr>
-              <w:t>t</w:t>
-            </w:r>
-            <w:r>
-              <w:rPr>
-                <w:rFonts w:ascii="Montserrat" w:eastAsia="Montserrat" w:hAnsi="Montserrat" w:cs="Montserrat"/>
-                <w:sz w:val="20"/>
-                <w:szCs w:val="20"/>
-                <w:lang w:val="fr-FR"/>
-              </w:rPr>
-              <w:t xml:space="preserve"> l'attribut href</w:t>
-            </w:r>
-          </w:p>
-          <w:p>
-            <w:pPr>
-              <w:widowControl w:val="0"/>
-              <w:rPr>
-                <w:rFonts w:ascii="Montserrat" w:eastAsia="Montserrat" w:hAnsi="Montserrat" w:cs="Montserrat"/>
-                <w:sz w:val="20"/>
-                <w:szCs w:val="20"/>
-                <w:lang w:val="fr-FR"/>
-              </w:rPr>
-            </w:pPr>
           </w:p>
         </w:tc>
       </w:tr>
@@ -2246,12 +2205,6 @@
                 <w:rFonts w:ascii="Montserrat" w:eastAsia="Montserrat" w:hAnsi="Montserrat" w:cs="Montserrat"/>
               </w:rPr>
             </w:pPr>
-            <w:r>
-              <w:rPr>
-                <w:rFonts w:ascii="Montserrat" w:eastAsia="Montserrat" w:hAnsi="Montserrat" w:cs="Montserrat"/>
-              </w:rPr>
-              <w:t>Au clic on est dirigé directement à la section sélectionné</w:t>
-            </w:r>
           </w:p>
         </w:tc>
       </w:tr>
@@ -2434,15 +2387,6 @@
                 <w:lang w:val="fr-FR"/>
               </w:rPr>
             </w:pPr>
-            <w:r>
-              <w:rPr>
-                <w:rFonts w:ascii="Montserrat" w:eastAsia="Montserrat" w:hAnsi="Montserrat" w:cs="Montserrat"/>
-                <w:sz w:val="20"/>
-                <w:szCs w:val="20"/>
-                <w:lang w:val="fr-FR"/>
-              </w:rPr>
-              <w:t>Lorsqu'une carte de personnage est créée</w:t>
-            </w:r>
           </w:p>
         </w:tc>
       </w:tr>
@@ -2518,15 +2462,6 @@
                 <w:lang w:val="fr-FR"/>
               </w:rPr>
             </w:pPr>
-            <w:r>
-              <w:rPr>
-                <w:rFonts w:ascii="Montserrat" w:eastAsia="Montserrat" w:hAnsi="Montserrat" w:cs="Montserrat"/>
-                <w:sz w:val="20"/>
-                <w:szCs w:val="20"/>
-                <w:lang w:val="fr-FR"/>
-              </w:rPr>
-              <w:t>Une image s'affiche avec sa balise « alt »</w:t>
-            </w:r>
           </w:p>
         </w:tc>
       </w:tr>
@@ -2599,24 +2534,6 @@
                 <w:rFonts w:ascii="Montserrat" w:eastAsia="Montserrat" w:hAnsi="Montserrat" w:cs="Montserrat"/>
               </w:rPr>
             </w:pPr>
-            <w:r>
-              <w:rPr>
-                <w:rFonts w:ascii="Montserrat" w:eastAsia="Montserrat" w:hAnsi="Montserrat" w:cs="Montserrat"/>
-              </w:rPr>
-              <w:t xml:space="preserve">Les images </w:t>
-            </w:r>
-            <w:r>
-              <w:rPr>
-                <w:rFonts w:ascii="Montserrat" w:eastAsia="Montserrat" w:hAnsi="Montserrat" w:cs="Montserrat"/>
-              </w:rPr>
-              <w:t>s’affichent</w:t>
-            </w:r>
-            <w:r>
-              <w:rPr>
-                <w:rFonts w:ascii="Montserrat" w:eastAsia="Montserrat" w:hAnsi="Montserrat" w:cs="Montserrat"/>
-              </w:rPr>
-              <w:t xml:space="preserve"> avec les attributs alternative </w:t>
-            </w:r>
           </w:p>
         </w:tc>
       </w:tr>
@@ -2800,13 +2717,7 @@
               <w:rPr>
                 <w:rFonts w:ascii="Montserrat" w:eastAsia="Montserrat" w:hAnsi="Montserrat" w:cs="Montserrat"/>
               </w:rPr>
-              <w:t>Et</w:t>
-            </w:r>
-            <w:r>
-              <w:rPr>
-                <w:rFonts w:ascii="Montserrat" w:eastAsia="Montserrat" w:hAnsi="Montserrat" w:cs="Montserrat"/>
-              </w:rPr>
-              <w:t xml:space="preserve"> nous choisissons une catégorie</w:t>
+              <w:t>Et nous choisissons une catégorie</w:t>
             </w:r>
           </w:p>
         </w:tc>
@@ -2888,15 +2799,7 @@
                 <w:sz w:val="20"/>
                 <w:szCs w:val="20"/>
               </w:rPr>
-              <w:t>Une</w:t>
-            </w:r>
-            <w:r>
-              <w:rPr>
-                <w:rFonts w:ascii="Montserrat" w:eastAsia="Montserrat" w:hAnsi="Montserrat" w:cs="Montserrat"/>
-                <w:sz w:val="20"/>
-                <w:szCs w:val="20"/>
-              </w:rPr>
-              <w:t xml:space="preserve"> liste filtrée s'affiche</w:t>
+              <w:t>Une liste filtrée s'affiche</w:t>
             </w:r>
           </w:p>
         </w:tc>
@@ -3173,13 +3076,7 @@
               <w:rPr>
                 <w:rFonts w:ascii="Montserrat" w:eastAsia="Montserrat" w:hAnsi="Montserrat" w:cs="Montserrat"/>
               </w:rPr>
-              <w:t>Et</w:t>
-            </w:r>
-            <w:r>
-              <w:rPr>
-                <w:rFonts w:ascii="Montserrat" w:eastAsia="Montserrat" w:hAnsi="Montserrat" w:cs="Montserrat"/>
-              </w:rPr>
-              <w:t xml:space="preserve"> on clique sur un événement</w:t>
+              <w:t>Et on clique sur un événement</w:t>
             </w:r>
           </w:p>
         </w:tc>
@@ -3261,15 +3158,7 @@
                 <w:sz w:val="20"/>
                 <w:szCs w:val="20"/>
               </w:rPr>
-              <w:t>Les</w:t>
-            </w:r>
-            <w:r>
-              <w:rPr>
-                <w:rFonts w:ascii="Montserrat" w:eastAsia="Montserrat" w:hAnsi="Montserrat" w:cs="Montserrat"/>
-                <w:sz w:val="20"/>
-                <w:szCs w:val="20"/>
-              </w:rPr>
-              <w:t xml:space="preserve"> détails de l'événement s'affichent</w:t>
+              <w:t>Les détails de l'événement s'affichent</w:t>
             </w:r>
           </w:p>
         </w:tc>
@@ -3540,15 +3429,7 @@
                 <w:sz w:val="20"/>
                 <w:szCs w:val="20"/>
               </w:rPr>
-              <w:t>Et</w:t>
-            </w:r>
-            <w:r>
-              <w:rPr>
-                <w:rFonts w:ascii="Montserrat" w:eastAsia="Montserrat" w:hAnsi="Montserrat" w:cs="Montserrat"/>
-                <w:sz w:val="20"/>
-                <w:szCs w:val="20"/>
-              </w:rPr>
-              <w:t xml:space="preserve"> un clic est déclenché sur la fenêtre contextuelle du bouton de fermeture</w:t>
+              <w:t>Et un clic est déclenché sur la fenêtre contextuelle du bouton de fermeture</w:t>
             </w:r>
           </w:p>
         </w:tc>

--- a/Cahier+de+recette+du+site+724events+à+compléter (2) (Réparé).docx
+++ b/Cahier+de+recette+du+site+724events+à+compléter (2) (Réparé).docx
@@ -1691,7 +1691,16 @@
                 <w:szCs w:val="20"/>
                 <w:lang w:val="fr-FR"/>
               </w:rPr>
-              <w:t xml:space="preserve">Lorsque le </w:t>
+              <w:t xml:space="preserve">En consultant </w:t>
+            </w:r>
+            <w:r>
+              <w:rPr>
+                <w:rFonts w:ascii="Montserrat" w:eastAsia="Montserrat" w:hAnsi="Montserrat" w:cs="Montserrat"/>
+                <w:sz w:val="20"/>
+                <w:szCs w:val="20"/>
+                <w:lang w:val="fr-FR"/>
+              </w:rPr>
+              <w:t xml:space="preserve">le </w:t>
             </w:r>
             <w:proofErr w:type="spellStart"/>
             <w:r>
@@ -1711,7 +1720,7 @@
                 <w:szCs w:val="20"/>
                 <w:lang w:val="fr-FR"/>
               </w:rPr>
-              <w:t xml:space="preserve"> est créé</w:t>
+              <w:t xml:space="preserve"> </w:t>
             </w:r>
           </w:p>
         </w:tc>
